--- a/4. 人工智能应用/AI-Coding/1. AI-Coding.docx
+++ b/4. 人工智能应用/AI-Coding/1. AI-Coding.docx
@@ -5,9 +5,6 @@
     <w:p>
       <w:pPr>
         <w:pStyle w:val="1"/>
-        <w:rPr>
-          <w:rFonts w:hint="eastAsia"/>
-        </w:rPr>
       </w:pPr>
       <w:r>
         <w:rPr>
@@ -884,11 +881,6 @@
       </w:r>
     </w:p>
     <w:p>
-      <w:pPr>
-        <w:rPr>
-          <w:rFonts w:hint="eastAsia"/>
-        </w:rPr>
-      </w:pPr>
       <w:r>
         <w:tab/>
       </w:r>
@@ -914,9 +906,6 @@
     <w:p>
       <w:pPr>
         <w:pStyle w:val="1"/>
-        <w:rPr>
-          <w:rFonts w:hint="eastAsia"/>
-        </w:rPr>
       </w:pPr>
       <w:r>
         <w:rPr>
@@ -1457,9 +1446,6 @@
     <w:p>
       <w:pPr>
         <w:pStyle w:val="1"/>
-        <w:rPr>
-          <w:rFonts w:hint="eastAsia"/>
-        </w:rPr>
       </w:pPr>
       <w:r>
         <w:rPr>
@@ -1523,12 +1509,14 @@
         </w:rPr>
         <w:t>代码专用大模型：在</w:t>
       </w:r>
+      <w:proofErr w:type="spellStart"/>
       <w:r>
         <w:rPr>
           <w:rFonts w:hint="eastAsia"/>
         </w:rPr>
         <w:t>CodeLlama</w:t>
       </w:r>
+      <w:proofErr w:type="spellEnd"/>
       <w:r>
         <w:rPr>
           <w:rFonts w:hint="eastAsia"/>
@@ -1864,24 +1852,28 @@
         </w:rPr>
         <w:t>）分析代码仓库的调用关系、类继承结构，生成可交互的代码知识图谱（如</w:t>
       </w:r>
+      <w:proofErr w:type="spellStart"/>
       <w:r>
         <w:rPr>
           <w:rFonts w:hint="eastAsia"/>
         </w:rPr>
         <w:t>Qoder</w:t>
       </w:r>
+      <w:proofErr w:type="spellEnd"/>
       <w:r>
         <w:rPr>
           <w:rFonts w:hint="eastAsia"/>
         </w:rPr>
         <w:t>的</w:t>
       </w:r>
+      <w:proofErr w:type="spellStart"/>
       <w:r>
         <w:rPr>
           <w:rFonts w:hint="eastAsia"/>
         </w:rPr>
         <w:t>RepoWiki</w:t>
       </w:r>
+      <w:proofErr w:type="spellEnd"/>
       <w:r>
         <w:rPr>
           <w:rFonts w:hint="eastAsia"/>
@@ -2616,9 +2608,6 @@
     <w:p>
       <w:pPr>
         <w:pStyle w:val="1"/>
-        <w:rPr>
-          <w:rFonts w:hint="eastAsia"/>
-        </w:rPr>
       </w:pPr>
       <w:r>
         <w:rPr>
@@ -2632,6 +2621,257 @@
         <w:pStyle w:val="2"/>
       </w:pPr>
       <w:r>
+        <w:t>Claude Code</w:t>
+      </w:r>
+    </w:p>
+    <w:p>
+      <w:r>
+        <w:tab/>
+      </w:r>
+      <w:r>
+        <w:rPr>
+          <w:rFonts w:hint="eastAsia"/>
+        </w:rPr>
+        <w:t>基本特点：</w:t>
+      </w:r>
+      <w:r>
+        <w:rPr>
+          <w:rFonts w:hint="eastAsia"/>
+        </w:rPr>
+        <w:t>Claude Code</w:t>
+      </w:r>
+      <w:r>
+        <w:rPr>
+          <w:rFonts w:hint="eastAsia"/>
+        </w:rPr>
+        <w:t>是</w:t>
+      </w:r>
+      <w:r>
+        <w:rPr>
+          <w:rFonts w:hint="eastAsia"/>
+        </w:rPr>
+        <w:t>Anthropic</w:t>
+      </w:r>
+      <w:r>
+        <w:rPr>
+          <w:rFonts w:hint="eastAsia"/>
+        </w:rPr>
+        <w:t>出品的命令行</w:t>
+      </w:r>
+      <w:r>
+        <w:rPr>
+          <w:rFonts w:hint="eastAsia"/>
+        </w:rPr>
+        <w:t>CLI</w:t>
+      </w:r>
+      <w:r>
+        <w:rPr>
+          <w:rFonts w:hint="eastAsia"/>
+        </w:rPr>
+        <w:t>工具，专注于代码生成和调试。它支持多种编程语言，并且具备强大的上下文理解能力。</w:t>
+      </w:r>
+    </w:p>
+    <w:p>
+      <w:pPr>
+        <w:ind w:firstLine="420"/>
+      </w:pPr>
+      <w:r>
+        <w:rPr>
+          <w:rFonts w:hint="eastAsia"/>
+        </w:rPr>
+        <w:t>使用方法：用户可以通过命令行与</w:t>
+      </w:r>
+      <w:r>
+        <w:rPr>
+          <w:rFonts w:hint="eastAsia"/>
+        </w:rPr>
+        <w:t>Claude Code</w:t>
+      </w:r>
+      <w:r>
+        <w:rPr>
+          <w:rFonts w:hint="eastAsia"/>
+        </w:rPr>
+        <w:t>进行交互，描述需求并生成代码。</w:t>
+      </w:r>
+    </w:p>
+    <w:p>
+      <w:pPr>
+        <w:ind w:firstLine="420"/>
+      </w:pPr>
+      <w:r>
+        <w:rPr>
+          <w:rFonts w:hint="eastAsia"/>
+        </w:rPr>
+        <w:t>优点：在</w:t>
+      </w:r>
+      <w:r>
+        <w:rPr>
+          <w:rFonts w:hint="eastAsia"/>
+        </w:rPr>
+        <w:t>CLI</w:t>
+      </w:r>
+      <w:r>
+        <w:rPr>
+          <w:rFonts w:hint="eastAsia"/>
+        </w:rPr>
+        <w:t>工具中表现卓越，支持多种模型和服务商。</w:t>
+      </w:r>
+    </w:p>
+    <w:p>
+      <w:pPr>
+        <w:ind w:firstLine="420"/>
+      </w:pPr>
+      <w:r>
+        <w:rPr>
+          <w:rFonts w:hint="eastAsia"/>
+        </w:rPr>
+        <w:t>缺点：对于不熟悉命令行的用户来说，使用门槛可能较高。</w:t>
+      </w:r>
+    </w:p>
+    <w:p>
+      <w:pPr>
+        <w:pStyle w:val="2"/>
+      </w:pPr>
+      <w:r>
+        <w:lastRenderedPageBreak/>
+        <w:t>GitHub Copilot</w:t>
+      </w:r>
+    </w:p>
+    <w:p>
+      <w:r>
+        <w:tab/>
+      </w:r>
+      <w:r>
+        <w:rPr>
+          <w:rFonts w:hint="eastAsia"/>
+        </w:rPr>
+        <w:t>基本特点：</w:t>
+      </w:r>
+      <w:r>
+        <w:rPr>
+          <w:rFonts w:hint="eastAsia"/>
+        </w:rPr>
+        <w:t>GitHub Copilot</w:t>
+      </w:r>
+      <w:r>
+        <w:rPr>
+          <w:rFonts w:hint="eastAsia"/>
+        </w:rPr>
+        <w:t>是由</w:t>
+      </w:r>
+      <w:r>
+        <w:rPr>
+          <w:rFonts w:hint="eastAsia"/>
+        </w:rPr>
+        <w:t>GitHub</w:t>
+      </w:r>
+      <w:r>
+        <w:rPr>
+          <w:rFonts w:hint="eastAsia"/>
+        </w:rPr>
+        <w:t>与</w:t>
+      </w:r>
+      <w:r>
+        <w:rPr>
+          <w:rFonts w:hint="eastAsia"/>
+        </w:rPr>
+        <w:t>OpenAI</w:t>
+      </w:r>
+      <w:r>
+        <w:rPr>
+          <w:rFonts w:hint="eastAsia"/>
+        </w:rPr>
+        <w:t>合作开发的</w:t>
+      </w:r>
+      <w:r>
+        <w:rPr>
+          <w:rFonts w:hint="eastAsia"/>
+        </w:rPr>
+        <w:t>AI</w:t>
+      </w:r>
+      <w:r>
+        <w:rPr>
+          <w:rFonts w:hint="eastAsia"/>
+        </w:rPr>
+        <w:t>编程助手，深度集成在</w:t>
+      </w:r>
+      <w:proofErr w:type="spellStart"/>
+      <w:r>
+        <w:rPr>
+          <w:rFonts w:hint="eastAsia"/>
+        </w:rPr>
+        <w:t>VSCode</w:t>
+      </w:r>
+      <w:proofErr w:type="spellEnd"/>
+      <w:r>
+        <w:rPr>
+          <w:rFonts w:hint="eastAsia"/>
+        </w:rPr>
+        <w:t>等编辑器中。它能够根据上下文及注释实时生成高质量的代码建议，支持多种编程语言。</w:t>
+      </w:r>
+    </w:p>
+    <w:p>
+      <w:pPr>
+        <w:ind w:firstLine="420"/>
+      </w:pPr>
+      <w:r>
+        <w:rPr>
+          <w:rFonts w:hint="eastAsia"/>
+        </w:rPr>
+        <w:t>使用方法：用户在编写代码时，</w:t>
+      </w:r>
+      <w:r>
+        <w:rPr>
+          <w:rFonts w:hint="eastAsia"/>
+        </w:rPr>
+        <w:t>GitHub Copilot</w:t>
+      </w:r>
+      <w:r>
+        <w:rPr>
+          <w:rFonts w:hint="eastAsia"/>
+        </w:rPr>
+        <w:t>会自动触发建议，用户可以选择接受或者拒绝。</w:t>
+      </w:r>
+    </w:p>
+    <w:p>
+      <w:pPr>
+        <w:ind w:firstLine="420"/>
+      </w:pPr>
+      <w:r>
+        <w:rPr>
+          <w:rFonts w:hint="eastAsia"/>
+        </w:rPr>
+        <w:t>优点：与</w:t>
+      </w:r>
+      <w:r>
+        <w:rPr>
+          <w:rFonts w:hint="eastAsia"/>
+        </w:rPr>
+        <w:t>GitHub</w:t>
+      </w:r>
+      <w:r>
+        <w:rPr>
+          <w:rFonts w:hint="eastAsia"/>
+        </w:rPr>
+        <w:t>仓库等深度联动，企业版支持私有化部署，能够提升开发效率。</w:t>
+      </w:r>
+    </w:p>
+    <w:p>
+      <w:pPr>
+        <w:ind w:firstLine="420"/>
+      </w:pPr>
+      <w:r>
+        <w:rPr>
+          <w:rFonts w:hint="eastAsia"/>
+        </w:rPr>
+        <w:t>缺点：可能存在幻觉问题，即生成的代码可能与用户需求不完全匹配。</w:t>
+      </w:r>
+    </w:p>
+    <w:p>
+      <w:pPr>
+        <w:pStyle w:val="2"/>
+      </w:pPr>
+      <w:r>
         <w:t>Cursor</w:t>
       </w:r>
     </w:p>
@@ -2736,8 +2976,175 @@
         <w:rPr>
           <w:rFonts w:hint="eastAsia"/>
         </w:rPr>
+        <w:t>缺点：订阅费用相对较高，可能不适合所有用户。</w:t>
+      </w:r>
+    </w:p>
+    <w:p>
+      <w:pPr>
+        <w:pStyle w:val="2"/>
+      </w:pPr>
+      <w:r>
+        <w:rPr>
+          <w:rFonts w:hint="eastAsia"/>
+        </w:rPr>
+        <w:t>Codex</w:t>
+      </w:r>
+    </w:p>
+    <w:p>
+      <w:pPr>
+        <w:rPr>
+          <w:rFonts w:hint="eastAsia"/>
+        </w:rPr>
+      </w:pPr>
+      <w:r>
+        <w:tab/>
+      </w:r>
+      <w:r>
+        <w:t xml:space="preserve">Codex </w:t>
+      </w:r>
+      <w:r>
+        <w:t>是</w:t>
+      </w:r>
+      <w:r>
+        <w:t xml:space="preserve"> OpenAI </w:t>
+      </w:r>
+      <w:r>
+        <w:t>对标</w:t>
+      </w:r>
+      <w:r>
+        <w:t xml:space="preserve"> Claude Code </w:t>
+      </w:r>
+      <w:r>
+        <w:t>的编程</w:t>
+      </w:r>
+      <w:r>
+        <w:t xml:space="preserve"> Agent </w:t>
+      </w:r>
+      <w:r>
+        <w:t>产品。</w:t>
+      </w:r>
+    </w:p>
+    <w:p>
+      <w:pPr>
+        <w:pStyle w:val="2"/>
+      </w:pPr>
+      <w:r>
+        <w:rPr>
+          <w:rFonts w:hint="eastAsia"/>
+        </w:rPr>
+        <w:t>Open Code</w:t>
+      </w:r>
+    </w:p>
+    <w:p>
+      <w:r>
+        <w:tab/>
+      </w:r>
+      <w:r>
+        <w:rPr>
+          <w:rFonts w:hint="eastAsia"/>
+        </w:rPr>
+        <w:t>无需登录，开箱即用。</w:t>
+      </w:r>
+    </w:p>
+    <w:p>
+      <w:pPr>
+        <w:pStyle w:val="2"/>
+      </w:pPr>
+      <w:r>
+        <w:t>Trae</w:t>
+      </w:r>
+    </w:p>
+    <w:p>
+      <w:r>
+        <w:tab/>
+      </w:r>
+      <w:r>
+        <w:rPr>
+          <w:rFonts w:hint="eastAsia"/>
+        </w:rPr>
+        <w:t>基本特点：</w:t>
+      </w:r>
+      <w:r>
+        <w:rPr>
+          <w:rFonts w:hint="eastAsia"/>
+        </w:rPr>
+        <w:t>Trae</w:t>
+      </w:r>
+      <w:r>
+        <w:rPr>
+          <w:rFonts w:hint="eastAsia"/>
+        </w:rPr>
+        <w:t>是字节跳动推出的</w:t>
+      </w:r>
+      <w:r>
+        <w:rPr>
+          <w:rFonts w:hint="eastAsia"/>
+        </w:rPr>
+        <w:t>AI Coding</w:t>
+      </w:r>
+      <w:r>
+        <w:rPr>
+          <w:rFonts w:hint="eastAsia"/>
+        </w:rPr>
+        <w:t>工具，支持自然语言生成完整项目、</w:t>
+      </w:r>
+      <w:r>
+        <w:rPr>
+          <w:rFonts w:hint="eastAsia"/>
+        </w:rPr>
+        <w:t>Figma</w:t>
+      </w:r>
+      <w:r>
+        <w:rPr>
+          <w:rFonts w:hint="eastAsia"/>
+        </w:rPr>
+        <w:t>设计稿秒转代码等功能。它还具备云端开发能力，用户可以随时随地创建远程项目并进行自动化环境配置。</w:t>
+      </w:r>
+    </w:p>
+    <w:p>
+      <w:pPr>
+        <w:ind w:firstLine="420"/>
+      </w:pPr>
+      <w:r>
+        <w:rPr>
+          <w:rFonts w:hint="eastAsia"/>
+        </w:rPr>
+        <w:t>使用方法：用户可以通过自然语言描述需求，</w:t>
+      </w:r>
+      <w:r>
+        <w:rPr>
+          <w:rFonts w:hint="eastAsia"/>
+        </w:rPr>
+        <w:t>Trae</w:t>
+      </w:r>
+      <w:r>
+        <w:rPr>
+          <w:rFonts w:hint="eastAsia"/>
+        </w:rPr>
+        <w:t>会生成相应的项目或代码。用户还可以使用其提供的云端开发功能进行远程协作和部署。</w:t>
+      </w:r>
+    </w:p>
+    <w:p>
+      <w:pPr>
+        <w:ind w:firstLine="420"/>
+      </w:pPr>
+      <w:r>
+        <w:rPr>
+          <w:rFonts w:hint="eastAsia"/>
+        </w:rPr>
+        <w:t>优点：适合产品化交付的开发场景，支持多模型和多端适配。</w:t>
+      </w:r>
+    </w:p>
+    <w:p>
+      <w:pPr>
+        <w:ind w:firstLine="420"/>
+      </w:pPr>
+      <w:r>
+        <w:rPr>
+          <w:rFonts w:hint="eastAsia"/>
+        </w:rPr>
         <w:lastRenderedPageBreak/>
-        <w:t>缺点：订阅费用相对较高，可能不适合所有用户。</w:t>
+        <w:t>缺点：国内版和国外版在模型支持上存在差异（国外版支持国际最先进闭源模型）。</w:t>
       </w:r>
     </w:p>
     <w:p>
@@ -2745,7 +3152,10 @@
         <w:pStyle w:val="2"/>
       </w:pPr>
       <w:r>
-        <w:t>GitHub Copilot</w:t>
+        <w:rPr>
+          <w:rFonts w:hint="eastAsia"/>
+        </w:rPr>
+        <w:t>文心快码</w:t>
       </w:r>
     </w:p>
     <w:p>
@@ -2756,43 +3166,226 @@
         <w:rPr>
           <w:rFonts w:hint="eastAsia"/>
         </w:rPr>
+        <w:t>基本特点：文心快码是百度推出的智能代码助手，依托文心大模型，支持自然语言生成代码、自动注释、代码重构等功能。它还支持私有知识库训练，适配金融、工业场景。</w:t>
+      </w:r>
+    </w:p>
+    <w:p>
+      <w:pPr>
+        <w:ind w:firstLine="420"/>
+      </w:pPr>
+      <w:r>
+        <w:rPr>
+          <w:rFonts w:hint="eastAsia"/>
+        </w:rPr>
+        <w:t>使用方法：用户可以通过自然语言描述需求，文心快码会生成相应的代码。用户还可以使用其提供的代码补全、注释生成等功能。</w:t>
+      </w:r>
+    </w:p>
+    <w:p>
+      <w:pPr>
+        <w:ind w:firstLine="420"/>
+      </w:pPr>
+      <w:r>
+        <w:rPr>
+          <w:rFonts w:hint="eastAsia"/>
+        </w:rPr>
+        <w:t>优点：在企业级开发场景中表现卓越，日均生成代码量高，对中文技术术语的理解准确率高。</w:t>
+      </w:r>
+    </w:p>
+    <w:p>
+      <w:pPr>
+        <w:ind w:firstLine="420"/>
+      </w:pPr>
+      <w:r>
+        <w:rPr>
+          <w:rFonts w:hint="eastAsia"/>
+        </w:rPr>
+        <w:t>缺点：对于个人开发者来说，可能存在使用门槛（如私有化部署成本）。</w:t>
+      </w:r>
+    </w:p>
+    <w:p>
+      <w:pPr>
+        <w:pStyle w:val="2"/>
+      </w:pPr>
+      <w:r>
+        <w:rPr>
+          <w:rFonts w:hint="eastAsia"/>
+        </w:rPr>
+        <w:t>通义灵码</w:t>
+      </w:r>
+    </w:p>
+    <w:p>
+      <w:r>
+        <w:tab/>
+      </w:r>
+      <w:r>
+        <w:rPr>
+          <w:rFonts w:hint="eastAsia"/>
+        </w:rPr>
+        <w:t>基本特点：通义灵码是阿里巴巴推出的</w:t>
+      </w:r>
+      <w:r>
+        <w:rPr>
+          <w:rFonts w:hint="eastAsia"/>
+        </w:rPr>
+        <w:t>AI</w:t>
+      </w:r>
+      <w:r>
+        <w:rPr>
+          <w:rFonts w:hint="eastAsia"/>
+        </w:rPr>
+        <w:t>编程助手，支持</w:t>
+      </w:r>
+      <w:r>
+        <w:rPr>
+          <w:rFonts w:hint="eastAsia"/>
+        </w:rPr>
+        <w:t>100+</w:t>
+      </w:r>
+      <w:r>
+        <w:rPr>
+          <w:rFonts w:hint="eastAsia"/>
+        </w:rPr>
+        <w:t>编程语言，深度适配</w:t>
+      </w:r>
+      <w:r>
+        <w:rPr>
+          <w:rFonts w:hint="eastAsia"/>
+        </w:rPr>
+        <w:t>Java/Python/JS</w:t>
+      </w:r>
+      <w:r>
+        <w:rPr>
+          <w:rFonts w:hint="eastAsia"/>
+        </w:rPr>
+        <w:t>等主流语言。它与</w:t>
+      </w:r>
+      <w:r>
+        <w:rPr>
+          <w:rFonts w:hint="eastAsia"/>
+        </w:rPr>
+        <w:t>VS Code</w:t>
+      </w:r>
+      <w:r>
+        <w:rPr>
+          <w:rFonts w:hint="eastAsia"/>
+        </w:rPr>
+        <w:t>、</w:t>
+      </w:r>
+      <w:r>
+        <w:rPr>
+          <w:rFonts w:hint="eastAsia"/>
+        </w:rPr>
+        <w:t>JetBrains IDE</w:t>
+      </w:r>
+      <w:r>
+        <w:rPr>
+          <w:rFonts w:hint="eastAsia"/>
+        </w:rPr>
+        <w:t>等无缝集成，提供代码补全、注释生成、单元测试生成等功能。</w:t>
+      </w:r>
+    </w:p>
+    <w:p>
+      <w:pPr>
+        <w:ind w:firstLine="420"/>
+      </w:pPr>
+      <w:r>
+        <w:rPr>
+          <w:rFonts w:hint="eastAsia"/>
+        </w:rPr>
+        <w:t>使用方法：用户可以在集成通义灵码的</w:t>
+      </w:r>
+      <w:r>
+        <w:rPr>
+          <w:rFonts w:hint="eastAsia"/>
+        </w:rPr>
+        <w:t>IDE</w:t>
+      </w:r>
+      <w:r>
+        <w:rPr>
+          <w:rFonts w:hint="eastAsia"/>
+        </w:rPr>
+        <w:t>中编写代码，通义灵码会自动提供代码建议和补全。</w:t>
+      </w:r>
+    </w:p>
+    <w:p>
+      <w:pPr>
+        <w:ind w:firstLine="420"/>
+      </w:pPr>
+      <w:r>
+        <w:rPr>
+          <w:rFonts w:hint="eastAsia"/>
+        </w:rPr>
+        <w:t>优点：支持多种编程语言和</w:t>
+      </w:r>
+      <w:r>
+        <w:rPr>
+          <w:rFonts w:hint="eastAsia"/>
+        </w:rPr>
+        <w:t>IDE</w:t>
+      </w:r>
+      <w:r>
+        <w:rPr>
+          <w:rFonts w:hint="eastAsia"/>
+        </w:rPr>
+        <w:t>，企业级私有化部署方案满足金融、政务等场景需求。</w:t>
+      </w:r>
+    </w:p>
+    <w:p>
+      <w:pPr>
+        <w:ind w:firstLine="420"/>
+      </w:pPr>
+      <w:r>
+        <w:rPr>
+          <w:rFonts w:hint="eastAsia"/>
+        </w:rPr>
+        <w:t>缺点：对于特定领域的深度优化可能不如专用工具。</w:t>
+      </w:r>
+    </w:p>
+    <w:p>
+      <w:pPr>
+        <w:pStyle w:val="2"/>
+      </w:pPr>
+      <w:proofErr w:type="spellStart"/>
+      <w:r>
+        <w:t>Qoder</w:t>
+      </w:r>
+      <w:proofErr w:type="spellEnd"/>
+    </w:p>
+    <w:p>
+      <w:pPr>
+        <w:ind w:firstLine="420"/>
+      </w:pPr>
+      <w:r>
+        <w:rPr>
+          <w:rFonts w:hint="eastAsia"/>
+        </w:rPr>
         <w:t>基本特点：</w:t>
       </w:r>
-      <w:r>
-        <w:rPr>
-          <w:rFonts w:hint="eastAsia"/>
-        </w:rPr>
-        <w:t>GitHub Copilot</w:t>
-      </w:r>
-      <w:r>
-        <w:rPr>
-          <w:rFonts w:hint="eastAsia"/>
-        </w:rPr>
-        <w:t>是由</w:t>
-      </w:r>
-      <w:r>
-        <w:rPr>
-          <w:rFonts w:hint="eastAsia"/>
-        </w:rPr>
-        <w:t>GitHub</w:t>
-      </w:r>
-      <w:r>
-        <w:rPr>
-          <w:rFonts w:hint="eastAsia"/>
-        </w:rPr>
-        <w:t>与</w:t>
-      </w:r>
-      <w:r>
-        <w:rPr>
-          <w:rFonts w:hint="eastAsia"/>
-        </w:rPr>
-        <w:t>OpenAI</w:t>
-      </w:r>
-      <w:r>
-        <w:rPr>
-          <w:rFonts w:hint="eastAsia"/>
-        </w:rPr>
-        <w:t>合作开发的</w:t>
+      <w:proofErr w:type="spellStart"/>
+      <w:r>
+        <w:rPr>
+          <w:rFonts w:hint="eastAsia"/>
+        </w:rPr>
+        <w:t>Qoder</w:t>
+      </w:r>
+      <w:proofErr w:type="spellEnd"/>
+      <w:r>
+        <w:rPr>
+          <w:rFonts w:hint="eastAsia"/>
+        </w:rPr>
+        <w:t>是阿里推出的</w:t>
+      </w:r>
+      <w:r>
+        <w:rPr>
+          <w:rFonts w:hint="eastAsia"/>
+        </w:rPr>
+        <w:t>Agent</w:t>
+      </w:r>
+      <w:r>
+        <w:rPr>
+          <w:rFonts w:hint="eastAsia"/>
+        </w:rPr>
+        <w:t>级</w:t>
       </w:r>
       <w:r>
         <w:rPr>
@@ -2804,76 +3397,131 @@
         <w:rPr>
           <w:rFonts w:hint="eastAsia"/>
         </w:rPr>
-        <w:t>编程助手，深度集成在</w:t>
-      </w:r>
-      <w:r>
-        <w:rPr>
-          <w:rFonts w:hint="eastAsia"/>
-        </w:rPr>
-        <w:t>VSCode</w:t>
-      </w:r>
-      <w:r>
-        <w:rPr>
-          <w:rFonts w:hint="eastAsia"/>
-        </w:rPr>
-        <w:t>等编辑器中。它能够根据上下文及注释实时生成高质量的代码建议，支持多种编程语言。</w:t>
-      </w:r>
-    </w:p>
-    <w:p>
-      <w:pPr>
-        <w:ind w:firstLine="420"/>
-      </w:pPr>
-      <w:r>
-        <w:rPr>
-          <w:rFonts w:hint="eastAsia"/>
-        </w:rPr>
-        <w:t>使用方法：用户在编写代码时，</w:t>
-      </w:r>
-      <w:r>
-        <w:rPr>
-          <w:rFonts w:hint="eastAsia"/>
-        </w:rPr>
-        <w:t>GitHub Copilot</w:t>
-      </w:r>
-      <w:r>
-        <w:rPr>
-          <w:rFonts w:hint="eastAsia"/>
-        </w:rPr>
-        <w:t>会自动触发建议，用户可以选择接受或者拒绝。</w:t>
-      </w:r>
-    </w:p>
-    <w:p>
-      <w:pPr>
-        <w:ind w:firstLine="420"/>
-      </w:pPr>
-      <w:r>
-        <w:rPr>
-          <w:rFonts w:hint="eastAsia"/>
-        </w:rPr>
-        <w:t>优点：与</w:t>
-      </w:r>
-      <w:r>
-        <w:rPr>
-          <w:rFonts w:hint="eastAsia"/>
-        </w:rPr>
-        <w:t>GitHub</w:t>
-      </w:r>
-      <w:r>
-        <w:rPr>
-          <w:rFonts w:hint="eastAsia"/>
-        </w:rPr>
-        <w:t>仓库等深度联动，企业版支持私有化部署，能够提升开发效率。</w:t>
-      </w:r>
-    </w:p>
-    <w:p>
-      <w:pPr>
-        <w:ind w:firstLine="420"/>
-      </w:pPr>
-      <w:r>
-        <w:rPr>
-          <w:rFonts w:hint="eastAsia"/>
-        </w:rPr>
-        <w:t>缺点：可能存在幻觉问题，即生成的代码可能与用户需求不完全匹配。</w:t>
+        <w:t>编程平台，通过</w:t>
+      </w:r>
+      <w:proofErr w:type="spellStart"/>
+      <w:r>
+        <w:rPr>
+          <w:rFonts w:hint="eastAsia"/>
+        </w:rPr>
+        <w:t>RepoWiki</w:t>
+      </w:r>
+      <w:proofErr w:type="spellEnd"/>
+      <w:r>
+        <w:rPr>
+          <w:rFonts w:hint="eastAsia"/>
+        </w:rPr>
+        <w:t>把“祖传代码”变知识图谱，</w:t>
+      </w:r>
+      <w:r>
+        <w:rPr>
+          <w:rFonts w:hint="eastAsia"/>
+        </w:rPr>
+        <w:t>Quest</w:t>
+      </w:r>
+      <w:r>
+        <w:rPr>
+          <w:rFonts w:hint="eastAsia"/>
+        </w:rPr>
+        <w:t>模式让</w:t>
+      </w:r>
+      <w:r>
+        <w:rPr>
+          <w:rFonts w:hint="eastAsia"/>
+        </w:rPr>
+        <w:t>AI</w:t>
+      </w:r>
+      <w:r>
+        <w:rPr>
+          <w:rFonts w:hint="eastAsia"/>
+        </w:rPr>
+        <w:t>按</w:t>
+      </w:r>
+      <w:r>
+        <w:rPr>
+          <w:rFonts w:hint="eastAsia"/>
+        </w:rPr>
+        <w:t>Spec</w:t>
+      </w:r>
+      <w:r>
+        <w:rPr>
+          <w:rFonts w:hint="eastAsia"/>
+        </w:rPr>
+        <w:t>自主拆任务、写代码、跑测试并实时透明展示。</w:t>
+      </w:r>
+    </w:p>
+    <w:p>
+      <w:pPr>
+        <w:ind w:firstLine="420"/>
+      </w:pPr>
+      <w:r>
+        <w:rPr>
+          <w:rFonts w:hint="eastAsia"/>
+        </w:rPr>
+        <w:t>使用方法：用户可以描述需求并指定任务拆解方式，</w:t>
+      </w:r>
+      <w:proofErr w:type="spellStart"/>
+      <w:r>
+        <w:rPr>
+          <w:rFonts w:hint="eastAsia"/>
+        </w:rPr>
+        <w:t>Qoder</w:t>
+      </w:r>
+      <w:proofErr w:type="spellEnd"/>
+      <w:r>
+        <w:rPr>
+          <w:rFonts w:hint="eastAsia"/>
+        </w:rPr>
+        <w:t>的</w:t>
+      </w:r>
+      <w:r>
+        <w:rPr>
+          <w:rFonts w:hint="eastAsia"/>
+        </w:rPr>
+        <w:t>Quest</w:t>
+      </w:r>
+      <w:r>
+        <w:rPr>
+          <w:rFonts w:hint="eastAsia"/>
+        </w:rPr>
+        <w:t>模式会自动拆解任务并生成代码。用户还可以使用其提供的</w:t>
+      </w:r>
+      <w:proofErr w:type="spellStart"/>
+      <w:r>
+        <w:rPr>
+          <w:rFonts w:hint="eastAsia"/>
+        </w:rPr>
+        <w:t>RepoWiki</w:t>
+      </w:r>
+      <w:proofErr w:type="spellEnd"/>
+      <w:r>
+        <w:rPr>
+          <w:rFonts w:hint="eastAsia"/>
+        </w:rPr>
+        <w:t>功能进行代码库管理和文档生成。</w:t>
+      </w:r>
+    </w:p>
+    <w:p>
+      <w:pPr>
+        <w:ind w:firstLine="420"/>
+      </w:pPr>
+      <w:r>
+        <w:rPr>
+          <w:rFonts w:hint="eastAsia"/>
+        </w:rPr>
+        <w:t>优点：适合代码库复杂、历史包袱重的团队使用，支持可追溯和按规范拆解任务。</w:t>
+      </w:r>
+    </w:p>
+    <w:p>
+      <w:pPr>
+        <w:ind w:firstLine="420"/>
+      </w:pPr>
+      <w:r>
+        <w:rPr>
+          <w:rFonts w:hint="eastAsia"/>
+        </w:rPr>
+        <w:lastRenderedPageBreak/>
+        <w:t>缺点：对于简单任务来说可能过于复杂。</w:t>
       </w:r>
     </w:p>
     <w:p>
@@ -2881,645 +3529,50 @@
         <w:pStyle w:val="2"/>
       </w:pPr>
       <w:r>
-        <w:t>Claude Code</w:t>
-      </w:r>
-    </w:p>
-    <w:p>
-      <w:r>
-        <w:tab/>
-      </w:r>
-      <w:r>
-        <w:rPr>
-          <w:rFonts w:hint="eastAsia"/>
-        </w:rPr>
-        <w:t>基本特点：</w:t>
-      </w:r>
-      <w:r>
-        <w:rPr>
-          <w:rFonts w:hint="eastAsia"/>
-        </w:rPr>
-        <w:t>Claude Code</w:t>
-      </w:r>
-      <w:r>
-        <w:rPr>
-          <w:rFonts w:hint="eastAsia"/>
-        </w:rPr>
-        <w:t>是</w:t>
-      </w:r>
-      <w:r>
-        <w:rPr>
-          <w:rFonts w:hint="eastAsia"/>
-        </w:rPr>
-        <w:t>Anthropic</w:t>
-      </w:r>
-      <w:r>
-        <w:rPr>
-          <w:rFonts w:hint="eastAsia"/>
-        </w:rPr>
-        <w:t>出品的命令行</w:t>
-      </w:r>
-      <w:r>
-        <w:rPr>
-          <w:rFonts w:hint="eastAsia"/>
-        </w:rPr>
-        <w:t>CLI</w:t>
-      </w:r>
-      <w:r>
-        <w:rPr>
-          <w:rFonts w:hint="eastAsia"/>
-        </w:rPr>
-        <w:t>工具，专注于代码生成和调试。它支持多种编程语言，并且具备强大的上下文理解能力。</w:t>
-      </w:r>
-    </w:p>
-    <w:p>
-      <w:pPr>
-        <w:ind w:firstLine="420"/>
-      </w:pPr>
-      <w:r>
-        <w:rPr>
-          <w:rFonts w:hint="eastAsia"/>
-        </w:rPr>
-        <w:t>使用方法：用户可以通过命令行与</w:t>
-      </w:r>
-      <w:r>
-        <w:rPr>
-          <w:rFonts w:hint="eastAsia"/>
-        </w:rPr>
-        <w:t>Claude Code</w:t>
-      </w:r>
-      <w:r>
-        <w:rPr>
-          <w:rFonts w:hint="eastAsia"/>
-        </w:rPr>
-        <w:t>进行交互，描述需求并生成代码。</w:t>
-      </w:r>
-    </w:p>
-    <w:p>
-      <w:pPr>
-        <w:ind w:firstLine="420"/>
-      </w:pPr>
-      <w:r>
-        <w:rPr>
-          <w:rFonts w:hint="eastAsia"/>
-        </w:rPr>
-        <w:t>优点：在</w:t>
-      </w:r>
-      <w:r>
-        <w:rPr>
-          <w:rFonts w:hint="eastAsia"/>
-        </w:rPr>
-        <w:t>CLI</w:t>
-      </w:r>
-      <w:r>
-        <w:rPr>
-          <w:rFonts w:hint="eastAsia"/>
-        </w:rPr>
-        <w:t>工具中表现卓越，支持多种模型和服务商。</w:t>
-      </w:r>
-    </w:p>
-    <w:p>
-      <w:pPr>
-        <w:ind w:firstLine="420"/>
-      </w:pPr>
-      <w:r>
-        <w:rPr>
-          <w:rFonts w:hint="eastAsia"/>
-        </w:rPr>
-        <w:t>缺点：对于不熟悉命令行的用户来说，使用门槛可能较高。</w:t>
+        <w:rPr>
+          <w:rFonts w:hint="eastAsia"/>
+        </w:rPr>
+        <w:t>腾讯云代码助手</w:t>
+      </w:r>
+      <w:proofErr w:type="spellStart"/>
+      <w:r>
+        <w:t>CodeBuddy</w:t>
+      </w:r>
+      <w:proofErr w:type="spellEnd"/>
+    </w:p>
+    <w:p>
+      <w:pPr>
+        <w:pStyle w:val="1"/>
+      </w:pPr>
+      <w:r>
+        <w:rPr>
+          <w:rFonts w:hint="eastAsia"/>
+        </w:rPr>
+        <w:t>专用工具</w:t>
       </w:r>
     </w:p>
     <w:p>
       <w:pPr>
         <w:pStyle w:val="2"/>
       </w:pPr>
-      <w:r>
-        <w:rPr>
-          <w:rFonts w:hint="eastAsia"/>
-        </w:rPr>
-        <w:t>Open Code</w:t>
-      </w:r>
-    </w:p>
-    <w:p>
-      <w:r>
-        <w:tab/>
-      </w:r>
-      <w:r>
-        <w:rPr>
-          <w:rFonts w:hint="eastAsia"/>
-        </w:rPr>
-        <w:t>无需登录，开箱即用。</w:t>
-      </w:r>
-    </w:p>
-    <w:p>
-      <w:pPr>
-        <w:pStyle w:val="2"/>
-      </w:pPr>
-      <w:r>
-        <w:t>Trae</w:t>
-      </w:r>
-    </w:p>
-    <w:p>
-      <w:r>
-        <w:tab/>
-      </w:r>
-      <w:r>
-        <w:rPr>
-          <w:rFonts w:hint="eastAsia"/>
-        </w:rPr>
-        <w:t>基本特点：</w:t>
-      </w:r>
-      <w:r>
-        <w:rPr>
-          <w:rFonts w:hint="eastAsia"/>
-        </w:rPr>
-        <w:t>Trae</w:t>
-      </w:r>
-      <w:r>
-        <w:rPr>
-          <w:rFonts w:hint="eastAsia"/>
-        </w:rPr>
-        <w:t>是字节跳动推出的</w:t>
-      </w:r>
-      <w:r>
-        <w:rPr>
-          <w:rFonts w:hint="eastAsia"/>
-        </w:rPr>
-        <w:t>AI Coding</w:t>
-      </w:r>
-      <w:r>
-        <w:rPr>
-          <w:rFonts w:hint="eastAsia"/>
-        </w:rPr>
-        <w:t>工具，支持自然语言生成完整项目、</w:t>
-      </w:r>
-      <w:r>
-        <w:rPr>
-          <w:rFonts w:hint="eastAsia"/>
-        </w:rPr>
-        <w:t>Figma</w:t>
-      </w:r>
-      <w:r>
-        <w:rPr>
-          <w:rFonts w:hint="eastAsia"/>
-        </w:rPr>
-        <w:t>设计稿秒转代码等功能。它还具备云端开发能力，用户可以随时随地创建远程项目并进行自动化环境配置。</w:t>
-      </w:r>
-    </w:p>
-    <w:p>
-      <w:pPr>
-        <w:ind w:firstLine="420"/>
-      </w:pPr>
-      <w:r>
-        <w:rPr>
-          <w:rFonts w:hint="eastAsia"/>
-        </w:rPr>
-        <w:t>使用方法：用户可以通过自然语言描述需求，</w:t>
-      </w:r>
-      <w:r>
-        <w:rPr>
-          <w:rFonts w:hint="eastAsia"/>
-        </w:rPr>
-        <w:t>Trae</w:t>
-      </w:r>
-      <w:r>
-        <w:rPr>
-          <w:rFonts w:hint="eastAsia"/>
-        </w:rPr>
-        <w:t>会生成相应的项目或代码。用户还可以使用其提供的云端开发功能进行远程协作和部署。</w:t>
-      </w:r>
-    </w:p>
-    <w:p>
-      <w:pPr>
-        <w:ind w:firstLine="420"/>
-      </w:pPr>
-      <w:r>
-        <w:rPr>
-          <w:rFonts w:hint="eastAsia"/>
-        </w:rPr>
-        <w:t>优点：适合产品化交付的开发场景，支持多模型和多端适配。</w:t>
-      </w:r>
-    </w:p>
-    <w:p>
-      <w:pPr>
-        <w:ind w:firstLine="420"/>
-      </w:pPr>
-      <w:r>
-        <w:rPr>
-          <w:rFonts w:hint="eastAsia"/>
-        </w:rPr>
-        <w:t>缺点：国内版和国外版在模型支持上存在差异（国外版支持国际最先进闭源模型）。</w:t>
-      </w:r>
-    </w:p>
-    <w:p>
-      <w:pPr>
-        <w:pStyle w:val="2"/>
-      </w:pPr>
-      <w:r>
-        <w:rPr>
-          <w:rFonts w:hint="eastAsia"/>
-        </w:rPr>
-        <w:lastRenderedPageBreak/>
-        <w:t>文心快码</w:t>
-      </w:r>
-    </w:p>
-    <w:p>
-      <w:r>
-        <w:tab/>
-      </w:r>
-      <w:r>
-        <w:rPr>
-          <w:rFonts w:hint="eastAsia"/>
-        </w:rPr>
-        <w:t>基本特点：文心快码是百度推出的智能代码助手，依托文心大模型，支持自然语言生成代码、自动注释、代码重构等功能。它还支持私有知识库训练，适配金融、工业场景。</w:t>
-      </w:r>
-    </w:p>
-    <w:p>
-      <w:pPr>
-        <w:ind w:firstLine="420"/>
-      </w:pPr>
-      <w:r>
-        <w:rPr>
-          <w:rFonts w:hint="eastAsia"/>
-        </w:rPr>
-        <w:t>使用方法：用户可以通过自然语言描述需求，文心快码会生成相应的代码。用户还可以使用其提供的代码补全、注释生成等功能。</w:t>
-      </w:r>
-    </w:p>
-    <w:p>
-      <w:pPr>
-        <w:ind w:firstLine="420"/>
-      </w:pPr>
-      <w:r>
-        <w:rPr>
-          <w:rFonts w:hint="eastAsia"/>
-        </w:rPr>
-        <w:t>优点：在企业级开发场景中表现卓越，日均生成代码量高，对中文技术术语的理解准确率高。</w:t>
-      </w:r>
-    </w:p>
-    <w:p>
-      <w:pPr>
-        <w:ind w:firstLine="420"/>
-      </w:pPr>
-      <w:r>
-        <w:rPr>
-          <w:rFonts w:hint="eastAsia"/>
-        </w:rPr>
-        <w:t>缺点：对于个人开发者来说，可能存在使用门槛（如私有化部署成本）。</w:t>
-      </w:r>
-    </w:p>
-    <w:p>
-      <w:pPr>
-        <w:pStyle w:val="2"/>
-      </w:pPr>
-      <w:r>
-        <w:rPr>
-          <w:rFonts w:hint="eastAsia"/>
-        </w:rPr>
-        <w:t>通义灵码</w:t>
-      </w:r>
-    </w:p>
-    <w:p>
-      <w:r>
-        <w:tab/>
-      </w:r>
-      <w:r>
-        <w:rPr>
-          <w:rFonts w:hint="eastAsia"/>
-        </w:rPr>
-        <w:t>基本特点：通义灵码是阿里巴巴推出的</w:t>
-      </w:r>
-      <w:r>
-        <w:rPr>
-          <w:rFonts w:hint="eastAsia"/>
-        </w:rPr>
-        <w:t>AI</w:t>
-      </w:r>
-      <w:r>
-        <w:rPr>
-          <w:rFonts w:hint="eastAsia"/>
-        </w:rPr>
-        <w:t>编程助手，支持</w:t>
-      </w:r>
-      <w:r>
-        <w:rPr>
-          <w:rFonts w:hint="eastAsia"/>
-        </w:rPr>
-        <w:t>100+</w:t>
-      </w:r>
-      <w:r>
-        <w:rPr>
-          <w:rFonts w:hint="eastAsia"/>
-        </w:rPr>
-        <w:t>编程语言，深度适配</w:t>
-      </w:r>
-      <w:r>
-        <w:rPr>
-          <w:rFonts w:hint="eastAsia"/>
-        </w:rPr>
-        <w:t>Java/Python/JS</w:t>
-      </w:r>
-      <w:r>
-        <w:rPr>
-          <w:rFonts w:hint="eastAsia"/>
-        </w:rPr>
-        <w:t>等主流语言。它与</w:t>
-      </w:r>
-      <w:r>
-        <w:rPr>
-          <w:rFonts w:hint="eastAsia"/>
-        </w:rPr>
-        <w:t>VS Code</w:t>
-      </w:r>
-      <w:r>
-        <w:rPr>
-          <w:rFonts w:hint="eastAsia"/>
-        </w:rPr>
-        <w:t>、</w:t>
-      </w:r>
-      <w:r>
-        <w:rPr>
-          <w:rFonts w:hint="eastAsia"/>
-        </w:rPr>
-        <w:t>JetBrains IDE</w:t>
-      </w:r>
-      <w:r>
-        <w:rPr>
-          <w:rFonts w:hint="eastAsia"/>
-        </w:rPr>
-        <w:t>等无缝集成，提供代码补全、注释生成、单元测试生成等功能。</w:t>
-      </w:r>
-    </w:p>
-    <w:p>
-      <w:pPr>
-        <w:ind w:firstLine="420"/>
-      </w:pPr>
-      <w:r>
-        <w:rPr>
-          <w:rFonts w:hint="eastAsia"/>
-        </w:rPr>
-        <w:t>使用方法：用户可以在集成通义灵码的</w:t>
-      </w:r>
-      <w:r>
-        <w:rPr>
-          <w:rFonts w:hint="eastAsia"/>
-        </w:rPr>
-        <w:t>IDE</w:t>
-      </w:r>
-      <w:r>
-        <w:rPr>
-          <w:rFonts w:hint="eastAsia"/>
-        </w:rPr>
-        <w:t>中编写代码，通义灵码会自动提供代码建议和补全。</w:t>
-      </w:r>
-    </w:p>
-    <w:p>
-      <w:pPr>
-        <w:ind w:firstLine="420"/>
-      </w:pPr>
-      <w:r>
-        <w:rPr>
-          <w:rFonts w:hint="eastAsia"/>
-        </w:rPr>
-        <w:t>优点：支持多种编程语言和</w:t>
-      </w:r>
-      <w:r>
-        <w:rPr>
-          <w:rFonts w:hint="eastAsia"/>
-        </w:rPr>
-        <w:t>IDE</w:t>
-      </w:r>
-      <w:r>
-        <w:rPr>
-          <w:rFonts w:hint="eastAsia"/>
-        </w:rPr>
-        <w:t>，企业级私有化部署方案满足金融、政务等场景需求。</w:t>
-      </w:r>
-    </w:p>
-    <w:p>
-      <w:pPr>
-        <w:ind w:firstLine="420"/>
-      </w:pPr>
-      <w:r>
-        <w:rPr>
-          <w:rFonts w:hint="eastAsia"/>
-        </w:rPr>
-        <w:t>缺点：对于特定领域的深度优化可能不如专用工具。</w:t>
-      </w:r>
-    </w:p>
-    <w:p>
-      <w:pPr>
-        <w:pStyle w:val="2"/>
-      </w:pPr>
-      <w:r>
-        <w:t>Qoder</w:t>
-      </w:r>
-    </w:p>
-    <w:p>
-      <w:pPr>
-        <w:ind w:firstLine="420"/>
-      </w:pPr>
-      <w:r>
-        <w:rPr>
-          <w:rFonts w:hint="eastAsia"/>
-        </w:rPr>
-        <w:t>基本特点：</w:t>
-      </w:r>
-      <w:r>
-        <w:rPr>
-          <w:rFonts w:hint="eastAsia"/>
-        </w:rPr>
-        <w:t>Qoder</w:t>
-      </w:r>
-      <w:r>
-        <w:rPr>
-          <w:rFonts w:hint="eastAsia"/>
-        </w:rPr>
-        <w:t>是阿里推出的</w:t>
-      </w:r>
-      <w:r>
-        <w:rPr>
-          <w:rFonts w:hint="eastAsia"/>
-        </w:rPr>
-        <w:t>Agent</w:t>
-      </w:r>
-      <w:r>
-        <w:rPr>
-          <w:rFonts w:hint="eastAsia"/>
-        </w:rPr>
-        <w:t>级</w:t>
-      </w:r>
-      <w:r>
-        <w:rPr>
-          <w:rFonts w:hint="eastAsia"/>
-        </w:rPr>
-        <w:t>AI</w:t>
-      </w:r>
-      <w:r>
-        <w:rPr>
-          <w:rFonts w:hint="eastAsia"/>
-        </w:rPr>
-        <w:t>编程平台，通过</w:t>
-      </w:r>
-      <w:r>
-        <w:rPr>
-          <w:rFonts w:hint="eastAsia"/>
-        </w:rPr>
-        <w:t>RepoWiki</w:t>
-      </w:r>
-      <w:r>
-        <w:rPr>
-          <w:rFonts w:hint="eastAsia"/>
-        </w:rPr>
-        <w:t>把“祖传代码”变知识图谱，</w:t>
-      </w:r>
-      <w:r>
-        <w:rPr>
-          <w:rFonts w:hint="eastAsia"/>
-        </w:rPr>
-        <w:t>Quest</w:t>
-      </w:r>
-      <w:r>
-        <w:rPr>
-          <w:rFonts w:hint="eastAsia"/>
-        </w:rPr>
-        <w:t>模式让</w:t>
-      </w:r>
-      <w:r>
-        <w:rPr>
-          <w:rFonts w:hint="eastAsia"/>
-        </w:rPr>
-        <w:t>AI</w:t>
-      </w:r>
-      <w:r>
-        <w:rPr>
-          <w:rFonts w:hint="eastAsia"/>
-        </w:rPr>
-        <w:t>按</w:t>
-      </w:r>
-      <w:r>
-        <w:rPr>
-          <w:rFonts w:hint="eastAsia"/>
-        </w:rPr>
-        <w:t>Spec</w:t>
-      </w:r>
-      <w:r>
-        <w:rPr>
-          <w:rFonts w:hint="eastAsia"/>
-        </w:rPr>
-        <w:t>自主拆任务、写代码、跑测试并实时透明展示。</w:t>
-      </w:r>
-    </w:p>
-    <w:p>
-      <w:pPr>
-        <w:ind w:firstLine="420"/>
-      </w:pPr>
-      <w:r>
-        <w:rPr>
-          <w:rFonts w:hint="eastAsia"/>
-        </w:rPr>
-        <w:t>使用方法：用户可以描述需求并指定任务拆解方式，</w:t>
-      </w:r>
-      <w:r>
-        <w:rPr>
-          <w:rFonts w:hint="eastAsia"/>
-        </w:rPr>
-        <w:t>Qoder</w:t>
-      </w:r>
-      <w:r>
-        <w:rPr>
-          <w:rFonts w:hint="eastAsia"/>
-        </w:rPr>
-        <w:t>的</w:t>
-      </w:r>
-      <w:r>
-        <w:rPr>
-          <w:rFonts w:hint="eastAsia"/>
-        </w:rPr>
-        <w:t>Quest</w:t>
-      </w:r>
-      <w:r>
-        <w:rPr>
-          <w:rFonts w:hint="eastAsia"/>
-        </w:rPr>
-        <w:t>模式会自动拆解任务并生成代码。用户还可以使用其提供的</w:t>
-      </w:r>
-      <w:r>
-        <w:rPr>
-          <w:rFonts w:hint="eastAsia"/>
-        </w:rPr>
-        <w:t>RepoWiki</w:t>
-      </w:r>
-      <w:r>
-        <w:rPr>
-          <w:rFonts w:hint="eastAsia"/>
-        </w:rPr>
-        <w:t>功能进行代码库管理和文档生成。</w:t>
-      </w:r>
-    </w:p>
-    <w:p>
-      <w:pPr>
-        <w:ind w:firstLine="420"/>
-      </w:pPr>
-      <w:r>
-        <w:rPr>
-          <w:rFonts w:hint="eastAsia"/>
-        </w:rPr>
-        <w:t>优点：适合代码库复杂、历史包袱重的团队使用，支持可追溯和按规范拆解任务。</w:t>
-      </w:r>
-    </w:p>
-    <w:p>
-      <w:pPr>
-        <w:ind w:firstLine="420"/>
-      </w:pPr>
-      <w:r>
-        <w:rPr>
-          <w:rFonts w:hint="eastAsia"/>
-        </w:rPr>
-        <w:t>缺点：对于简单任务来说可能过于复杂。</w:t>
-      </w:r>
-    </w:p>
-    <w:p>
-      <w:pPr>
-        <w:pStyle w:val="2"/>
-      </w:pPr>
-      <w:r>
-        <w:rPr>
-          <w:rFonts w:hint="eastAsia"/>
-        </w:rPr>
-        <w:lastRenderedPageBreak/>
-        <w:t>腾讯云代码助手</w:t>
+      <w:proofErr w:type="spellStart"/>
+      <w:r>
+        <w:rPr>
+          <w:rFonts w:hint="eastAsia"/>
+        </w:rPr>
+        <w:t>Pixso</w:t>
+      </w:r>
+      <w:proofErr w:type="spellEnd"/>
+      <w:r>
+        <w:rPr>
+          <w:rFonts w:hint="eastAsia"/>
+        </w:rPr>
+        <w:t xml:space="preserve"> AI</w:t>
       </w:r>
     </w:p>
     <w:p>
       <w:pPr>
         <w:pStyle w:val="1"/>
-        <w:rPr>
-          <w:rFonts w:hint="eastAsia"/>
-        </w:rPr>
-      </w:pPr>
-      <w:r>
-        <w:rPr>
-          <w:rFonts w:hint="eastAsia"/>
-        </w:rPr>
-        <w:t>专用工具</w:t>
-      </w:r>
-    </w:p>
-    <w:p>
-      <w:pPr>
-        <w:pStyle w:val="2"/>
-      </w:pPr>
-      <w:r>
-        <w:rPr>
-          <w:rFonts w:hint="eastAsia"/>
-        </w:rPr>
-        <w:t>Pixso AI</w:t>
-      </w:r>
-    </w:p>
-    <w:p>
-      <w:pPr>
-        <w:pStyle w:val="1"/>
-        <w:rPr>
-          <w:rFonts w:hint="eastAsia"/>
-        </w:rPr>
       </w:pPr>
       <w:r>
         <w:rPr>
